--- a/fixtures/ycombinator/post-money-safe.docx
+++ b/fixtures/ycombinator/post-money-safe.docx
@@ -1,6 +1,6 @@
 
 <file path=word/document.xml><?xml version="1.0" encoding="utf-8"?>
-<w:document xmlns:wpc="http://schemas.microsoft.com/office/word/2010/wordprocessingCanvas" xmlns:cx="http://schemas.microsoft.com/office/drawing/2014/chartex" xmlns:cx1="http://schemas.microsoft.com/office/drawing/2015/9/8/chartex" xmlns:cx2="http://schemas.microsoft.com/office/drawing/2015/10/21/chartex" xmlns:cx3="http://schemas.microsoft.com/office/drawing/2016/5/9/chartex" xmlns:cx4="http://schemas.microsoft.com/office/drawing/2016/5/10/chartex" xmlns:cx5="http://schemas.microsoft.com/office/drawing/2016/5/11/chartex" xmlns:cx6="http://schemas.microsoft.com/office/drawing/2016/5/12/chartex" xmlns:cx7="http://schemas.microsoft.com/office/drawing/2016/5/13/chartex" xmlns:cx8="http://schemas.microsoft.com/office/drawing/2016/5/14/chartex" xmlns:mc="http://schemas.openxmlformats.org/markup-compatibility/2006" xmlns:aink="http://schemas.microsoft.com/office/drawing/2016/ink" xmlns:am3d="http://schemas.microsoft.com/office/drawing/2017/model3d" xmlns:o="urn:schemas-microsoft-com:office:office" xmlns:oel="http://schemas.microsoft.com/office/2019/extlst" xmlns:r="http://schemas.openxmlformats.org/officeDocument/2006/relationships" xmlns:m="http://schemas.openxmlformats.org/officeDocument/2006/math" xmlns:v="urn:schemas-microsoft-com:vml" xmlns:wp14="http://schemas.microsoft.com/office/word/2010/wordprocessingDrawing" xmlns:wp="http://schemas.openxmlformats.org/drawingml/2006/wordprocessingDrawing" xmlns:w10="urn:schemas-microsoft-com:office:word" xmlns:w="http://schemas.openxmlformats.org/wordprocessingml/2006/main" xmlns:w14="http://schemas.microsoft.com/office/word/2010/wordml" xmlns:w15="http://schemas.microsoft.com/office/word/2012/wordml" xmlns:w16cex="http://schemas.microsoft.com/office/word/2018/wordml/cex" xmlns:w16cid="http://schemas.microsoft.com/office/word/2016/wordml/cid" xmlns:w16="http://schemas.microsoft.com/office/word/2018/wordml" xmlns:w16sdtdh="http://schemas.microsoft.com/office/word/2020/wordml/sdtdatahash" xmlns:w16se="http://schemas.microsoft.com/office/word/2015/wordml/symex" xmlns:wpg="http://schemas.microsoft.com/office/word/2010/wordprocessingGroup" xmlns:wpi="http://schemas.microsoft.com/office/word/2010/wordprocessingInk" xmlns:wne="http://schemas.microsoft.com/office/word/2006/wordml" xmlns:wps="http://schemas.microsoft.com/office/word/2010/wordprocessingShape" mc:Ignorable="w14 w15 w16se w16cid w16 w16cex w16sdtdh wp14">
+<w:document xmlns:wpc="http://schemas.microsoft.com/office/word/2010/wordprocessingCanvas" xmlns:cx="http://schemas.microsoft.com/office/drawing/2014/chartex" xmlns:cx1="http://schemas.microsoft.com/office/drawing/2015/9/8/chartex" xmlns:cx2="http://schemas.microsoft.com/office/drawing/2015/10/21/chartex" xmlns:cx3="http://schemas.microsoft.com/office/drawing/2016/5/9/chartex" xmlns:cx4="http://schemas.microsoft.com/office/drawing/2016/5/10/chartex" xmlns:cx5="http://schemas.microsoft.com/office/drawing/2016/5/11/chartex" xmlns:cx6="http://schemas.microsoft.com/office/drawing/2016/5/12/chartex" xmlns:cx7="http://schemas.microsoft.com/office/drawing/2016/5/13/chartex" xmlns:cx8="http://schemas.microsoft.com/office/drawing/2016/5/14/chartex" xmlns:mc="http://schemas.openxmlformats.org/markup-compatibility/2006" xmlns:aink="http://schemas.microsoft.com/office/drawing/2016/ink" xmlns:am3d="http://schemas.microsoft.com/office/drawing/2017/model3d" xmlns:o="urn:schemas-microsoft-com:office:office" xmlns:oel="http://schemas.microsoft.com/office/2019/extlst" xmlns:r="http://schemas.openxmlformats.org/officeDocument/2006/relationships" xmlns:m="http://schemas.openxmlformats.org/officeDocument/2006/math" xmlns:v="urn:schemas-microsoft-com:vml" xmlns:wp14="http://schemas.microsoft.com/office/word/2010/wordprocessingDrawing" xmlns:wp="http://schemas.openxmlformats.org/drawingml/2006/wordprocessingDrawing" xmlns:w10="urn:schemas-microsoft-com:office:word" xmlns:w="http://schemas.openxmlformats.org/wordprocessingml/2006/main" xmlns:w14="http://schemas.microsoft.com/office/word/2010/wordml" xmlns:w15="http://schemas.microsoft.com/office/word/2012/wordml" xmlns:w16cex="http://schemas.microsoft.com/office/word/2018/wordml/cex" xmlns:w16cid="http://schemas.microsoft.com/office/word/2016/wordml/cid" xmlns:w16="http://schemas.microsoft.com/office/word/2018/wordml" xmlns:w16du="http://schemas.microsoft.com/office/word/2023/wordml/word16du" xmlns:w16sdtdh="http://schemas.microsoft.com/office/word/2020/wordml/sdtdatahash" xmlns:w16sdtfl="http://schemas.microsoft.com/office/word/2024/wordml/sdtformatlock" xmlns:w16se="http://schemas.microsoft.com/office/word/2015/wordml/symex" xmlns:wpg="http://schemas.microsoft.com/office/word/2010/wordprocessingGroup" xmlns:wpi="http://schemas.microsoft.com/office/word/2010/wordprocessingInk" xmlns:wne="http://schemas.microsoft.com/office/word/2006/wordml" xmlns:wps="http://schemas.microsoft.com/office/word/2010/wordprocessingShape" mc:Ignorable="w14 w15 w16se w16cid w16 w16cex w16sdtdh w16sdtfl w16du wp14">
   <w:body>
     <w:p>
       <w:pPr>
@@ -1179,23 +1179,7 @@
           <w:sz w:val="22"/>
           <w:szCs w:val="22"/>
         </w:rPr>
-        <w:t>(</w:t>
-      </w:r>
-      <w:proofErr w:type="spellStart"/>
-      <w:r>
-        <w:rPr>
-          <w:sz w:val="22"/>
-          <w:szCs w:val="22"/>
-        </w:rPr>
-        <w:t>i</w:t>
-      </w:r>
-      <w:proofErr w:type="spellEnd"/>
-      <w:r>
-        <w:rPr>
-          <w:sz w:val="22"/>
-          <w:szCs w:val="22"/>
-        </w:rPr>
-        <w:t xml:space="preserve">) </w:t>
+        <w:t xml:space="preserve">(i) </w:t>
       </w:r>
       <w:r>
         <w:rPr>
@@ -1528,23 +1512,7 @@
           <w:sz w:val="22"/>
           <w:szCs w:val="22"/>
         </w:rPr>
-        <w:t>Liquidity Event, equal to the greater of (</w:t>
-      </w:r>
-      <w:proofErr w:type="spellStart"/>
-      <w:r>
-        <w:rPr>
-          <w:sz w:val="22"/>
-          <w:szCs w:val="22"/>
-        </w:rPr>
-        <w:t>i</w:t>
-      </w:r>
-      <w:proofErr w:type="spellEnd"/>
-      <w:r>
-        <w:rPr>
-          <w:sz w:val="22"/>
-          <w:szCs w:val="22"/>
-        </w:rPr>
-        <w:t>) the Purchase Amount</w:t>
+        <w:t>Liquidity Event, equal to the greater of (i) the Purchase Amount</w:t>
       </w:r>
       <w:r>
         <w:rPr>
@@ -2291,23 +2259,7 @@
           <w:sz w:val="22"/>
           <w:szCs w:val="22"/>
         </w:rPr>
-        <w:t>(</w:t>
-      </w:r>
-      <w:proofErr w:type="spellStart"/>
-      <w:r>
-        <w:rPr>
-          <w:sz w:val="22"/>
-          <w:szCs w:val="22"/>
-        </w:rPr>
-        <w:t>i</w:t>
-      </w:r>
-      <w:proofErr w:type="spellEnd"/>
-      <w:r>
-        <w:rPr>
-          <w:sz w:val="22"/>
-          <w:szCs w:val="22"/>
-        </w:rPr>
-        <w:t>)</w:t>
+        <w:t>(i)</w:t>
       </w:r>
       <w:r>
         <w:rPr>
@@ -2680,23 +2632,7 @@
           <w:sz w:val="22"/>
           <w:szCs w:val="22"/>
         </w:rPr>
-        <w:t>) junior to payments described in clauses (</w:t>
-      </w:r>
-      <w:proofErr w:type="spellStart"/>
-      <w:r>
-        <w:rPr>
-          <w:sz w:val="22"/>
-          <w:szCs w:val="22"/>
-        </w:rPr>
-        <w:t>i</w:t>
-      </w:r>
-      <w:proofErr w:type="spellEnd"/>
-      <w:r>
-        <w:rPr>
-          <w:sz w:val="22"/>
-          <w:szCs w:val="22"/>
-        </w:rPr>
-        <w:t>) and (ii) above</w:t>
+        <w:t>) junior to payments described in clauses (i) and (ii) above</w:t>
       </w:r>
       <w:r>
         <w:rPr>
@@ -2839,21 +2775,12 @@
         </w:rPr>
         <w:t>immediately following the earliest to occur of: (</w:t>
       </w:r>
-      <w:proofErr w:type="spellStart"/>
-      <w:r>
-        <w:rPr>
-          <w:sz w:val="22"/>
-          <w:szCs w:val="22"/>
-        </w:rPr>
-        <w:t>i</w:t>
-      </w:r>
-      <w:proofErr w:type="spellEnd"/>
-      <w:r>
-        <w:rPr>
-          <w:sz w:val="22"/>
-          <w:szCs w:val="22"/>
-        </w:rPr>
-        <w:t xml:space="preserve">) the issuance of </w:t>
+      <w:r>
+        <w:rPr>
+          <w:sz w:val="22"/>
+          <w:szCs w:val="22"/>
+        </w:rPr>
+        <w:t xml:space="preserve">i) the issuance of </w:t>
       </w:r>
       <w:r>
         <w:rPr>
@@ -3093,23 +3020,7 @@
           <w:sz w:val="22"/>
           <w:szCs w:val="22"/>
         </w:rPr>
-        <w:t>” means (</w:t>
-      </w:r>
-      <w:proofErr w:type="spellStart"/>
-      <w:r>
-        <w:rPr>
-          <w:sz w:val="22"/>
-          <w:szCs w:val="22"/>
-        </w:rPr>
-        <w:t>i</w:t>
-      </w:r>
-      <w:proofErr w:type="spellEnd"/>
-      <w:r>
-        <w:rPr>
-          <w:sz w:val="22"/>
-          <w:szCs w:val="22"/>
-        </w:rPr>
-        <w:t>) a transaction or series of related transactions in which any “person” or “group” (within the meaning of Section 13(d) and 14(d) of the Securities Exchange Act of 1934, as amended), becomes the “beneficial owner” (as defined in Rule 13d-3 under the Securities Exchange Act of 1934, as amended), directly or indirectly, of more than 50% of the outstanding voting securities of the Company having the right to vote for the election of members of the</w:t>
+        <w:t>” means (i) a transaction or series of related transactions in which any “person” or “group” (within the meaning of Section 13(d) and 14(d) of the Securities Exchange Act of 1934, as amended), becomes the “beneficial owner” (as defined in Rule 13d-3 under the Securities Exchange Act of 1934, as amended), directly or indirectly, of more than 50% of the outstanding voting securities of the Company having the right to vote for the election of members of the</w:t>
       </w:r>
       <w:r>
         <w:rPr>
@@ -3357,29 +3268,7 @@
           <w:sz w:val="22"/>
           <w:szCs w:val="22"/>
         </w:rPr>
-        <w:t>(</w:t>
-      </w:r>
-      <w:proofErr w:type="spellStart"/>
-      <w:r>
-        <w:rPr>
-          <w:rStyle w:val="DeltaViewDeletion"/>
-          <w:strike w:val="0"/>
-          <w:color w:val="000000"/>
-          <w:sz w:val="22"/>
-          <w:szCs w:val="22"/>
-        </w:rPr>
-        <w:t>i</w:t>
-      </w:r>
-      <w:proofErr w:type="spellEnd"/>
-      <w:r>
-        <w:rPr>
-          <w:rStyle w:val="DeltaViewDeletion"/>
-          <w:strike w:val="0"/>
-          <w:color w:val="000000"/>
-          <w:sz w:val="22"/>
-          <w:szCs w:val="22"/>
-        </w:rPr>
-        <w:t xml:space="preserve">) </w:t>
+        <w:t xml:space="preserve">(i) </w:t>
       </w:r>
       <w:r>
         <w:rPr>
@@ -3651,23 +3540,7 @@
           <w:sz w:val="22"/>
           <w:szCs w:val="22"/>
         </w:rPr>
-        <w:t>” includes this Safe and other convertible securities issued by the Company, including but not limited to: (</w:t>
-      </w:r>
-      <w:proofErr w:type="spellStart"/>
-      <w:r>
-        <w:rPr>
-          <w:sz w:val="22"/>
-          <w:szCs w:val="22"/>
-        </w:rPr>
-        <w:t>i</w:t>
-      </w:r>
-      <w:proofErr w:type="spellEnd"/>
-      <w:r>
-        <w:rPr>
-          <w:sz w:val="22"/>
-          <w:szCs w:val="22"/>
-        </w:rPr>
-        <w:t xml:space="preserve">) other Safes; (ii) convertible promissory notes and other convertible debt instruments; and (iii) convertible securities that have the right to convert into shares of Capital Stock.  </w:t>
+        <w:t xml:space="preserve">” includes this Safe and other convertible securities issued by the Company, including but not limited to: (i) other Safes; (ii) convertible promissory notes and other convertible debt instruments; and (iii) convertible securities that have the right to convert into shares of Capital Stock.  </w:t>
       </w:r>
     </w:p>
     <w:p>
@@ -3901,23 +3774,7 @@
           <w:sz w:val="22"/>
           <w:szCs w:val="22"/>
         </w:rPr>
-        <w:t>(</w:t>
-      </w:r>
-      <w:proofErr w:type="spellStart"/>
-      <w:r>
-        <w:rPr>
-          <w:sz w:val="22"/>
-          <w:szCs w:val="22"/>
-        </w:rPr>
-        <w:t>i</w:t>
-      </w:r>
-      <w:proofErr w:type="spellEnd"/>
-      <w:r>
-        <w:rPr>
-          <w:sz w:val="22"/>
-          <w:szCs w:val="22"/>
-        </w:rPr>
-        <w:t xml:space="preserve">) a voluntary termination of operations, (ii) a general assignment for the benefit of the Company’s creditors or (iii) </w:t>
+        <w:t xml:space="preserve">(i) a voluntary termination of operations, (ii) a general assignment for the benefit of the Company’s creditors or (iii) </w:t>
       </w:r>
       <w:r>
         <w:rPr>
@@ -4443,29 +4300,7 @@
           <w:sz w:val="22"/>
           <w:szCs w:val="22"/>
         </w:rPr>
-        <w:t xml:space="preserve"> (</w:t>
-      </w:r>
-      <w:proofErr w:type="spellStart"/>
-      <w:r>
-        <w:rPr>
-          <w:rStyle w:val="DeltaViewDeletion"/>
-          <w:strike w:val="0"/>
-          <w:color w:val="000000"/>
-          <w:sz w:val="22"/>
-          <w:szCs w:val="22"/>
-        </w:rPr>
-        <w:t>i</w:t>
-      </w:r>
-      <w:proofErr w:type="spellEnd"/>
-      <w:r>
-        <w:rPr>
-          <w:rStyle w:val="DeltaViewDeletion"/>
-          <w:strike w:val="0"/>
-          <w:color w:val="000000"/>
-          <w:sz w:val="22"/>
-          <w:szCs w:val="22"/>
-        </w:rPr>
-        <w:t>)</w:t>
+        <w:t xml:space="preserve"> (i)</w:t>
       </w:r>
       <w:r>
         <w:rPr>
@@ -5157,29 +4992,7 @@
           <w:sz w:val="22"/>
           <w:szCs w:val="22"/>
         </w:rPr>
-        <w:t>(</w:t>
-      </w:r>
-      <w:proofErr w:type="spellStart"/>
-      <w:r>
-        <w:rPr>
-          <w:rStyle w:val="DeltaViewDeletion"/>
-          <w:strike w:val="0"/>
-          <w:color w:val="000000"/>
-          <w:sz w:val="22"/>
-          <w:szCs w:val="22"/>
-        </w:rPr>
-        <w:t>i</w:t>
-      </w:r>
-      <w:proofErr w:type="spellEnd"/>
-      <w:r>
-        <w:rPr>
-          <w:rStyle w:val="DeltaViewDeletion"/>
-          <w:strike w:val="0"/>
-          <w:color w:val="000000"/>
-          <w:sz w:val="22"/>
-          <w:szCs w:val="22"/>
-        </w:rPr>
-        <w:t>)</w:t>
+        <w:t>(i)</w:t>
       </w:r>
       <w:r>
         <w:rPr>
@@ -5624,7 +5437,6 @@
           <w:sz w:val="22"/>
           <w:szCs w:val="22"/>
         </w:rPr>
-        <w:lastRenderedPageBreak/>
         <w:tab/>
         <w:t>“</w:t>
       </w:r>
@@ -6358,23 +6170,7 @@
           <w:sz w:val="22"/>
           <w:szCs w:val="22"/>
         </w:rPr>
-        <w:t xml:space="preserve"> is not in violation of (</w:t>
-      </w:r>
-      <w:proofErr w:type="spellStart"/>
-      <w:r>
-        <w:rPr>
-          <w:sz w:val="22"/>
-          <w:szCs w:val="22"/>
-        </w:rPr>
-        <w:t>i</w:t>
-      </w:r>
-      <w:proofErr w:type="spellEnd"/>
-      <w:r>
-        <w:rPr>
-          <w:sz w:val="22"/>
-          <w:szCs w:val="22"/>
-        </w:rPr>
-        <w:t xml:space="preserve">) its current certificate of incorporation or bylaws, (ii) any material statute, rule or regulation applicable to the Company or (iii) any material </w:t>
+        <w:t xml:space="preserve"> is not in violation of (i) its current certificate of incorporation or bylaws, (ii) any material statute, rule or regulation applicable to the Company or (iii) any material </w:t>
       </w:r>
       <w:r>
         <w:rPr>
@@ -6483,23 +6279,7 @@
           <w:sz w:val="22"/>
           <w:szCs w:val="22"/>
         </w:rPr>
-        <w:t>t and will not: (</w:t>
-      </w:r>
-      <w:proofErr w:type="spellStart"/>
-      <w:r>
-        <w:rPr>
-          <w:sz w:val="22"/>
-          <w:szCs w:val="22"/>
-        </w:rPr>
-        <w:t>i</w:t>
-      </w:r>
-      <w:proofErr w:type="spellEnd"/>
-      <w:r>
-        <w:rPr>
-          <w:sz w:val="22"/>
-          <w:szCs w:val="22"/>
-        </w:rPr>
-        <w:t xml:space="preserve">) violate </w:t>
+        <w:t xml:space="preserve">t and will not: (i) violate </w:t>
       </w:r>
       <w:r>
         <w:rPr>
@@ -6594,23 +6374,7 @@
           <w:sz w:val="22"/>
           <w:szCs w:val="22"/>
         </w:rPr>
-        <w:t>, other than: (</w:t>
-      </w:r>
-      <w:proofErr w:type="spellStart"/>
-      <w:r>
-        <w:rPr>
-          <w:sz w:val="22"/>
-          <w:szCs w:val="22"/>
-        </w:rPr>
-        <w:t>i</w:t>
-      </w:r>
-      <w:proofErr w:type="spellEnd"/>
-      <w:r>
-        <w:rPr>
-          <w:sz w:val="22"/>
-          <w:szCs w:val="22"/>
-        </w:rPr>
-        <w:t xml:space="preserve">) the Company’s corporate approvals; (ii) any qualifications or filings under applicable securities laws; and (iii) </w:t>
+        <w:t xml:space="preserve">, other than: (i) the Company’s corporate approvals; (ii) any qualifications or filings under applicable securities laws; and (iii) </w:t>
       </w:r>
       <w:r>
         <w:rPr>
@@ -6939,15 +6703,7 @@
           <w:sz w:val="22"/>
           <w:szCs w:val="22"/>
         </w:rPr>
-        <w:t xml:space="preserve">, and acknowledges and agrees that if not an accredited investor at the time of an Equity Financing, the </w:t>
-      </w:r>
-      <w:r>
-        <w:rPr>
-          <w:sz w:val="22"/>
-          <w:szCs w:val="22"/>
-        </w:rPr>
-        <w:lastRenderedPageBreak/>
-        <w:t>Company may void this Safe and return the Purchase Amount</w:t>
+        <w:t>, and acknowledges and agrees that if not an accredited investor at the time of an Equity Financing, the Company may void this Safe and return the Purchase Amount</w:t>
       </w:r>
       <w:r>
         <w:rPr>
@@ -7256,23 +7012,7 @@
           <w:sz w:val="22"/>
           <w:szCs w:val="22"/>
         </w:rPr>
-        <w:t xml:space="preserve"> (</w:t>
-      </w:r>
-      <w:proofErr w:type="spellStart"/>
-      <w:r>
-        <w:rPr>
-          <w:sz w:val="22"/>
-          <w:szCs w:val="22"/>
-        </w:rPr>
-        <w:t>i</w:t>
-      </w:r>
-      <w:proofErr w:type="spellEnd"/>
-      <w:r>
-        <w:rPr>
-          <w:sz w:val="22"/>
-          <w:szCs w:val="22"/>
-        </w:rPr>
-        <w:t>) the Investor or</w:t>
+        <w:t xml:space="preserve"> (i) the Investor or</w:t>
       </w:r>
       <w:r>
         <w:rPr>
@@ -8398,7 +8138,6 @@
         </w:rPr>
         <w:t>(</w:t>
       </w:r>
-      <w:proofErr w:type="spellStart"/>
       <w:r>
         <w:rPr>
           <w:color w:val="000000" w:themeColor="text1"/>
@@ -8406,17 +8145,7 @@
           <w:szCs w:val="22"/>
           <w:shd w:val="clear" w:color="auto" w:fill="FFFFFF"/>
         </w:rPr>
-        <w:t>i</w:t>
-      </w:r>
-      <w:proofErr w:type="spellEnd"/>
-      <w:r>
-        <w:rPr>
-          <w:color w:val="000000" w:themeColor="text1"/>
-          <w:sz w:val="22"/>
-          <w:szCs w:val="22"/>
-          <w:shd w:val="clear" w:color="auto" w:fill="FFFFFF"/>
-        </w:rPr>
-        <w:t xml:space="preserve">) to the Investor’s estate, heirs, executors, administrators, guardians and/or successors in the event of Investor’s death or disability, or (ii) </w:t>
+        <w:t xml:space="preserve">i) to the Investor’s estate, heirs, executors, administrators, guardians and/or successors in the event of Investor’s death or disability, or (ii) </w:t>
       </w:r>
       <w:r>
         <w:rPr>
@@ -8901,15 +8630,7 @@
           <w:sz w:val="22"/>
           <w:szCs w:val="22"/>
         </w:rPr>
-        <w:t xml:space="preserve">stock, and more particularly as common stock for purposes of </w:t>
-      </w:r>
-      <w:r>
-        <w:rPr>
-          <w:sz w:val="22"/>
-          <w:szCs w:val="22"/>
-        </w:rPr>
-        <w:lastRenderedPageBreak/>
-        <w:t>Sections 304, 305, 306</w:t>
+        <w:t>stock, and more particularly as common stock for purposes of Sections 304, 305, 306</w:t>
       </w:r>
       <w:r>
         <w:rPr>
@@ -9080,7 +8801,6 @@
           <w:sz w:val="22"/>
           <w:szCs w:val="22"/>
         </w:rPr>
-        <w:lastRenderedPageBreak/>
         <w:t xml:space="preserve">IN WITNESS WHEREOF, the undersigned have caused this </w:t>
       </w:r>
       <w:r>
@@ -9805,7 +9525,7 @@
 </file>
 
 <file path=word/endnotes.xml><?xml version="1.0" encoding="utf-8"?>
-<w:endnotes xmlns:wpc="http://schemas.microsoft.com/office/word/2010/wordprocessingCanvas" xmlns:cx="http://schemas.microsoft.com/office/drawing/2014/chartex" xmlns:cx1="http://schemas.microsoft.com/office/drawing/2015/9/8/chartex" xmlns:cx2="http://schemas.microsoft.com/office/drawing/2015/10/21/chartex" xmlns:cx3="http://schemas.microsoft.com/office/drawing/2016/5/9/chartex" xmlns:cx4="http://schemas.microsoft.com/office/drawing/2016/5/10/chartex" xmlns:cx5="http://schemas.microsoft.com/office/drawing/2016/5/11/chartex" xmlns:cx6="http://schemas.microsoft.com/office/drawing/2016/5/12/chartex" xmlns:cx7="http://schemas.microsoft.com/office/drawing/2016/5/13/chartex" xmlns:cx8="http://schemas.microsoft.com/office/drawing/2016/5/14/chartex" xmlns:mc="http://schemas.openxmlformats.org/markup-compatibility/2006" xmlns:aink="http://schemas.microsoft.com/office/drawing/2016/ink" xmlns:am3d="http://schemas.microsoft.com/office/drawing/2017/model3d" xmlns:o="urn:schemas-microsoft-com:office:office" xmlns:oel="http://schemas.microsoft.com/office/2019/extlst" xmlns:r="http://schemas.openxmlformats.org/officeDocument/2006/relationships" xmlns:m="http://schemas.openxmlformats.org/officeDocument/2006/math" xmlns:v="urn:schemas-microsoft-com:vml" xmlns:wp14="http://schemas.microsoft.com/office/word/2010/wordprocessingDrawing" xmlns:wp="http://schemas.openxmlformats.org/drawingml/2006/wordprocessingDrawing" xmlns:w10="urn:schemas-microsoft-com:office:word" xmlns:w="http://schemas.openxmlformats.org/wordprocessingml/2006/main" xmlns:w14="http://schemas.microsoft.com/office/word/2010/wordml" xmlns:w15="http://schemas.microsoft.com/office/word/2012/wordml" xmlns:w16cex="http://schemas.microsoft.com/office/word/2018/wordml/cex" xmlns:w16cid="http://schemas.microsoft.com/office/word/2016/wordml/cid" xmlns:w16="http://schemas.microsoft.com/office/word/2018/wordml" xmlns:w16sdtdh="http://schemas.microsoft.com/office/word/2020/wordml/sdtdatahash" xmlns:w16se="http://schemas.microsoft.com/office/word/2015/wordml/symex" xmlns:wpg="http://schemas.microsoft.com/office/word/2010/wordprocessingGroup" xmlns:wpi="http://schemas.microsoft.com/office/word/2010/wordprocessingInk" xmlns:wne="http://schemas.microsoft.com/office/word/2006/wordml" xmlns:wps="http://schemas.microsoft.com/office/word/2010/wordprocessingShape" mc:Ignorable="w14 w15 w16se w16cid w16 w16cex w16sdtdh wp14">
+<w:endnotes xmlns:wpc="http://schemas.microsoft.com/office/word/2010/wordprocessingCanvas" xmlns:cx="http://schemas.microsoft.com/office/drawing/2014/chartex" xmlns:cx1="http://schemas.microsoft.com/office/drawing/2015/9/8/chartex" xmlns:cx2="http://schemas.microsoft.com/office/drawing/2015/10/21/chartex" xmlns:cx3="http://schemas.microsoft.com/office/drawing/2016/5/9/chartex" xmlns:cx4="http://schemas.microsoft.com/office/drawing/2016/5/10/chartex" xmlns:cx5="http://schemas.microsoft.com/office/drawing/2016/5/11/chartex" xmlns:cx6="http://schemas.microsoft.com/office/drawing/2016/5/12/chartex" xmlns:cx7="http://schemas.microsoft.com/office/drawing/2016/5/13/chartex" xmlns:cx8="http://schemas.microsoft.com/office/drawing/2016/5/14/chartex" xmlns:mc="http://schemas.openxmlformats.org/markup-compatibility/2006" xmlns:aink="http://schemas.microsoft.com/office/drawing/2016/ink" xmlns:am3d="http://schemas.microsoft.com/office/drawing/2017/model3d" xmlns:o="urn:schemas-microsoft-com:office:office" xmlns:oel="http://schemas.microsoft.com/office/2019/extlst" xmlns:r="http://schemas.openxmlformats.org/officeDocument/2006/relationships" xmlns:m="http://schemas.openxmlformats.org/officeDocument/2006/math" xmlns:v="urn:schemas-microsoft-com:vml" xmlns:wp14="http://schemas.microsoft.com/office/word/2010/wordprocessingDrawing" xmlns:wp="http://schemas.openxmlformats.org/drawingml/2006/wordprocessingDrawing" xmlns:w10="urn:schemas-microsoft-com:office:word" xmlns:w="http://schemas.openxmlformats.org/wordprocessingml/2006/main" xmlns:w14="http://schemas.microsoft.com/office/word/2010/wordml" xmlns:w15="http://schemas.microsoft.com/office/word/2012/wordml" xmlns:w16cex="http://schemas.microsoft.com/office/word/2018/wordml/cex" xmlns:w16cid="http://schemas.microsoft.com/office/word/2016/wordml/cid" xmlns:w16="http://schemas.microsoft.com/office/word/2018/wordml" xmlns:w16du="http://schemas.microsoft.com/office/word/2023/wordml/word16du" xmlns:w16sdtdh="http://schemas.microsoft.com/office/word/2020/wordml/sdtdatahash" xmlns:w16sdtfl="http://schemas.microsoft.com/office/word/2024/wordml/sdtformatlock" xmlns:w16se="http://schemas.microsoft.com/office/word/2015/wordml/symex" xmlns:wpg="http://schemas.microsoft.com/office/word/2010/wordprocessingGroup" xmlns:wpi="http://schemas.microsoft.com/office/word/2010/wordprocessingInk" xmlns:wne="http://schemas.microsoft.com/office/word/2006/wordml" xmlns:wps="http://schemas.microsoft.com/office/word/2010/wordprocessingShape" mc:Ignorable="w14 w15 w16se w16cid w16 w16cex w16sdtdh w16sdtfl w16du wp14">
   <w:endnote w:type="separator" w:id="-1">
     <w:p>
       <w:r>
@@ -9824,7 +9544,7 @@
 </file>
 
 <file path=word/footer1.xml><?xml version="1.0" encoding="utf-8"?>
-<w:ftr xmlns:wpc="http://schemas.microsoft.com/office/word/2010/wordprocessingCanvas" xmlns:cx="http://schemas.microsoft.com/office/drawing/2014/chartex" xmlns:cx1="http://schemas.microsoft.com/office/drawing/2015/9/8/chartex" xmlns:cx2="http://schemas.microsoft.com/office/drawing/2015/10/21/chartex" xmlns:cx3="http://schemas.microsoft.com/office/drawing/2016/5/9/chartex" xmlns:cx4="http://schemas.microsoft.com/office/drawing/2016/5/10/chartex" xmlns:cx5="http://schemas.microsoft.com/office/drawing/2016/5/11/chartex" xmlns:cx6="http://schemas.microsoft.com/office/drawing/2016/5/12/chartex" xmlns:cx7="http://schemas.microsoft.com/office/drawing/2016/5/13/chartex" xmlns:cx8="http://schemas.microsoft.com/office/drawing/2016/5/14/chartex" xmlns:mc="http://schemas.openxmlformats.org/markup-compatibility/2006" xmlns:aink="http://schemas.microsoft.com/office/drawing/2016/ink" xmlns:am3d="http://schemas.microsoft.com/office/drawing/2017/model3d" xmlns:o="urn:schemas-microsoft-com:office:office" xmlns:oel="http://schemas.microsoft.com/office/2019/extlst" xmlns:r="http://schemas.openxmlformats.org/officeDocument/2006/relationships" xmlns:m="http://schemas.openxmlformats.org/officeDocument/2006/math" xmlns:v="urn:schemas-microsoft-com:vml" xmlns:wp14="http://schemas.microsoft.com/office/word/2010/wordprocessingDrawing" xmlns:wp="http://schemas.openxmlformats.org/drawingml/2006/wordprocessingDrawing" xmlns:w10="urn:schemas-microsoft-com:office:word" xmlns:w="http://schemas.openxmlformats.org/wordprocessingml/2006/main" xmlns:w14="http://schemas.microsoft.com/office/word/2010/wordml" xmlns:w15="http://schemas.microsoft.com/office/word/2012/wordml" xmlns:w16cex="http://schemas.microsoft.com/office/word/2018/wordml/cex" xmlns:w16cid="http://schemas.microsoft.com/office/word/2016/wordml/cid" xmlns:w16="http://schemas.microsoft.com/office/word/2018/wordml" xmlns:w16sdtdh="http://schemas.microsoft.com/office/word/2020/wordml/sdtdatahash" xmlns:w16se="http://schemas.microsoft.com/office/word/2015/wordml/symex" xmlns:wpg="http://schemas.microsoft.com/office/word/2010/wordprocessingGroup" xmlns:wpi="http://schemas.microsoft.com/office/word/2010/wordprocessingInk" xmlns:wne="http://schemas.microsoft.com/office/word/2006/wordml" xmlns:wps="http://schemas.microsoft.com/office/word/2010/wordprocessingShape" mc:Ignorable="w14 w15 w16se w16cid w16 w16cex w16sdtdh wp14">
+<w:ftr xmlns:wpc="http://schemas.microsoft.com/office/word/2010/wordprocessingCanvas" xmlns:cx="http://schemas.microsoft.com/office/drawing/2014/chartex" xmlns:cx1="http://schemas.microsoft.com/office/drawing/2015/9/8/chartex" xmlns:cx2="http://schemas.microsoft.com/office/drawing/2015/10/21/chartex" xmlns:cx3="http://schemas.microsoft.com/office/drawing/2016/5/9/chartex" xmlns:cx4="http://schemas.microsoft.com/office/drawing/2016/5/10/chartex" xmlns:cx5="http://schemas.microsoft.com/office/drawing/2016/5/11/chartex" xmlns:cx6="http://schemas.microsoft.com/office/drawing/2016/5/12/chartex" xmlns:cx7="http://schemas.microsoft.com/office/drawing/2016/5/13/chartex" xmlns:cx8="http://schemas.microsoft.com/office/drawing/2016/5/14/chartex" xmlns:mc="http://schemas.openxmlformats.org/markup-compatibility/2006" xmlns:aink="http://schemas.microsoft.com/office/drawing/2016/ink" xmlns:am3d="http://schemas.microsoft.com/office/drawing/2017/model3d" xmlns:o="urn:schemas-microsoft-com:office:office" xmlns:oel="http://schemas.microsoft.com/office/2019/extlst" xmlns:r="http://schemas.openxmlformats.org/officeDocument/2006/relationships" xmlns:m="http://schemas.openxmlformats.org/officeDocument/2006/math" xmlns:v="urn:schemas-microsoft-com:vml" xmlns:wp14="http://schemas.microsoft.com/office/word/2010/wordprocessingDrawing" xmlns:wp="http://schemas.openxmlformats.org/drawingml/2006/wordprocessingDrawing" xmlns:w10="urn:schemas-microsoft-com:office:word" xmlns:w="http://schemas.openxmlformats.org/wordprocessingml/2006/main" xmlns:w14="http://schemas.microsoft.com/office/word/2010/wordml" xmlns:w15="http://schemas.microsoft.com/office/word/2012/wordml" xmlns:w16cex="http://schemas.microsoft.com/office/word/2018/wordml/cex" xmlns:w16cid="http://schemas.microsoft.com/office/word/2016/wordml/cid" xmlns:w16="http://schemas.microsoft.com/office/word/2018/wordml" xmlns:w16du="http://schemas.microsoft.com/office/word/2023/wordml/word16du" xmlns:w16sdtdh="http://schemas.microsoft.com/office/word/2020/wordml/sdtdatahash" xmlns:w16sdtfl="http://schemas.microsoft.com/office/word/2024/wordml/sdtformatlock" xmlns:w16se="http://schemas.microsoft.com/office/word/2015/wordml/symex" xmlns:wpg="http://schemas.microsoft.com/office/word/2010/wordprocessingGroup" xmlns:wpi="http://schemas.microsoft.com/office/word/2010/wordprocessingInk" xmlns:wne="http://schemas.microsoft.com/office/word/2006/wordml" xmlns:wps="http://schemas.microsoft.com/office/word/2010/wordprocessingShape" mc:Ignorable="w14 w15 w16se w16cid w16 w16cex w16sdtdh w16sdtfl w16du wp14">
   <w:p>
     <w:pPr>
       <w:pStyle w:val="Footer"/>
@@ -9899,7 +9619,7 @@
 </file>
 
 <file path=word/footer2.xml><?xml version="1.0" encoding="utf-8"?>
-<w:ftr xmlns:wpc="http://schemas.microsoft.com/office/word/2010/wordprocessingCanvas" xmlns:cx="http://schemas.microsoft.com/office/drawing/2014/chartex" xmlns:cx1="http://schemas.microsoft.com/office/drawing/2015/9/8/chartex" xmlns:cx2="http://schemas.microsoft.com/office/drawing/2015/10/21/chartex" xmlns:cx3="http://schemas.microsoft.com/office/drawing/2016/5/9/chartex" xmlns:cx4="http://schemas.microsoft.com/office/drawing/2016/5/10/chartex" xmlns:cx5="http://schemas.microsoft.com/office/drawing/2016/5/11/chartex" xmlns:cx6="http://schemas.microsoft.com/office/drawing/2016/5/12/chartex" xmlns:cx7="http://schemas.microsoft.com/office/drawing/2016/5/13/chartex" xmlns:cx8="http://schemas.microsoft.com/office/drawing/2016/5/14/chartex" xmlns:mc="http://schemas.openxmlformats.org/markup-compatibility/2006" xmlns:aink="http://schemas.microsoft.com/office/drawing/2016/ink" xmlns:am3d="http://schemas.microsoft.com/office/drawing/2017/model3d" xmlns:o="urn:schemas-microsoft-com:office:office" xmlns:oel="http://schemas.microsoft.com/office/2019/extlst" xmlns:r="http://schemas.openxmlformats.org/officeDocument/2006/relationships" xmlns:m="http://schemas.openxmlformats.org/officeDocument/2006/math" xmlns:v="urn:schemas-microsoft-com:vml" xmlns:wp14="http://schemas.microsoft.com/office/word/2010/wordprocessingDrawing" xmlns:wp="http://schemas.openxmlformats.org/drawingml/2006/wordprocessingDrawing" xmlns:w10="urn:schemas-microsoft-com:office:word" xmlns:w="http://schemas.openxmlformats.org/wordprocessingml/2006/main" xmlns:w14="http://schemas.microsoft.com/office/word/2010/wordml" xmlns:w15="http://schemas.microsoft.com/office/word/2012/wordml" xmlns:w16cex="http://schemas.microsoft.com/office/word/2018/wordml/cex" xmlns:w16cid="http://schemas.microsoft.com/office/word/2016/wordml/cid" xmlns:w16="http://schemas.microsoft.com/office/word/2018/wordml" xmlns:w16sdtdh="http://schemas.microsoft.com/office/word/2020/wordml/sdtdatahash" xmlns:w16se="http://schemas.microsoft.com/office/word/2015/wordml/symex" xmlns:wpg="http://schemas.microsoft.com/office/word/2010/wordprocessingGroup" xmlns:wpi="http://schemas.microsoft.com/office/word/2010/wordprocessingInk" xmlns:wne="http://schemas.microsoft.com/office/word/2006/wordml" xmlns:wps="http://schemas.microsoft.com/office/word/2010/wordprocessingShape" mc:Ignorable="w14 w15 w16se w16cid w16 w16cex w16sdtdh wp14">
+<w:ftr xmlns:wpc="http://schemas.microsoft.com/office/word/2010/wordprocessingCanvas" xmlns:cx="http://schemas.microsoft.com/office/drawing/2014/chartex" xmlns:cx1="http://schemas.microsoft.com/office/drawing/2015/9/8/chartex" xmlns:cx2="http://schemas.microsoft.com/office/drawing/2015/10/21/chartex" xmlns:cx3="http://schemas.microsoft.com/office/drawing/2016/5/9/chartex" xmlns:cx4="http://schemas.microsoft.com/office/drawing/2016/5/10/chartex" xmlns:cx5="http://schemas.microsoft.com/office/drawing/2016/5/11/chartex" xmlns:cx6="http://schemas.microsoft.com/office/drawing/2016/5/12/chartex" xmlns:cx7="http://schemas.microsoft.com/office/drawing/2016/5/13/chartex" xmlns:cx8="http://schemas.microsoft.com/office/drawing/2016/5/14/chartex" xmlns:mc="http://schemas.openxmlformats.org/markup-compatibility/2006" xmlns:aink="http://schemas.microsoft.com/office/drawing/2016/ink" xmlns:am3d="http://schemas.microsoft.com/office/drawing/2017/model3d" xmlns:o="urn:schemas-microsoft-com:office:office" xmlns:oel="http://schemas.microsoft.com/office/2019/extlst" xmlns:r="http://schemas.openxmlformats.org/officeDocument/2006/relationships" xmlns:m="http://schemas.openxmlformats.org/officeDocument/2006/math" xmlns:v="urn:schemas-microsoft-com:vml" xmlns:wp14="http://schemas.microsoft.com/office/word/2010/wordprocessingDrawing" xmlns:wp="http://schemas.openxmlformats.org/drawingml/2006/wordprocessingDrawing" xmlns:w10="urn:schemas-microsoft-com:office:word" xmlns:w="http://schemas.openxmlformats.org/wordprocessingml/2006/main" xmlns:w14="http://schemas.microsoft.com/office/word/2010/wordml" xmlns:w15="http://schemas.microsoft.com/office/word/2012/wordml" xmlns:w16cex="http://schemas.microsoft.com/office/word/2018/wordml/cex" xmlns:w16cid="http://schemas.microsoft.com/office/word/2016/wordml/cid" xmlns:w16="http://schemas.microsoft.com/office/word/2018/wordml" xmlns:w16du="http://schemas.microsoft.com/office/word/2023/wordml/word16du" xmlns:w16sdtdh="http://schemas.microsoft.com/office/word/2020/wordml/sdtdatahash" xmlns:w16sdtfl="http://schemas.microsoft.com/office/word/2024/wordml/sdtformatlock" xmlns:w16se="http://schemas.microsoft.com/office/word/2015/wordml/symex" xmlns:wpg="http://schemas.microsoft.com/office/word/2010/wordprocessingGroup" xmlns:wpi="http://schemas.microsoft.com/office/word/2010/wordprocessingInk" xmlns:wne="http://schemas.microsoft.com/office/word/2006/wordml" xmlns:wps="http://schemas.microsoft.com/office/word/2010/wordprocessingShape" mc:Ignorable="w14 w15 w16se w16cid w16 w16cex w16sdtdh w16sdtfl w16du wp14">
   <w:p>
     <w:pPr>
       <w:shd w:val="clear" w:color="auto" w:fill="FFFFFF"/>
@@ -9949,25 +9669,7 @@
         <w:sz w:val="18"/>
         <w:szCs w:val="18"/>
       </w:rPr>
-      <w:t>Y Combinator Management, LLC.  This form is made available under a Creative Commons Attribution-</w:t>
-    </w:r>
-    <w:proofErr w:type="spellStart"/>
-    <w:r>
-      <w:rPr>
-        <w:color w:val="464646"/>
-        <w:sz w:val="18"/>
-        <w:szCs w:val="18"/>
-      </w:rPr>
-      <w:t>NoDerivatives</w:t>
-    </w:r>
-    <w:proofErr w:type="spellEnd"/>
-    <w:r>
-      <w:rPr>
-        <w:color w:val="464646"/>
-        <w:sz w:val="18"/>
-        <w:szCs w:val="18"/>
-      </w:rPr>
-      <w:t xml:space="preserve"> 4.0 License (International): </w:t>
+      <w:t>Y Combinator Management, LLC.  This form is made available under a Creative Commons Attribution-NoDerivatives 4.0 License (International): </w:t>
     </w:r>
     <w:hyperlink r:id="rId1" w:tgtFrame="_blank" w:history="1">
       <w:r>
@@ -10017,7 +9719,7 @@
 </file>
 
 <file path=word/footer3.xml><?xml version="1.0" encoding="utf-8"?>
-<w:ftr xmlns:wpc="http://schemas.microsoft.com/office/word/2010/wordprocessingCanvas" xmlns:cx="http://schemas.microsoft.com/office/drawing/2014/chartex" xmlns:cx1="http://schemas.microsoft.com/office/drawing/2015/9/8/chartex" xmlns:cx2="http://schemas.microsoft.com/office/drawing/2015/10/21/chartex" xmlns:cx3="http://schemas.microsoft.com/office/drawing/2016/5/9/chartex" xmlns:cx4="http://schemas.microsoft.com/office/drawing/2016/5/10/chartex" xmlns:cx5="http://schemas.microsoft.com/office/drawing/2016/5/11/chartex" xmlns:cx6="http://schemas.microsoft.com/office/drawing/2016/5/12/chartex" xmlns:cx7="http://schemas.microsoft.com/office/drawing/2016/5/13/chartex" xmlns:cx8="http://schemas.microsoft.com/office/drawing/2016/5/14/chartex" xmlns:mc="http://schemas.openxmlformats.org/markup-compatibility/2006" xmlns:aink="http://schemas.microsoft.com/office/drawing/2016/ink" xmlns:am3d="http://schemas.microsoft.com/office/drawing/2017/model3d" xmlns:o="urn:schemas-microsoft-com:office:office" xmlns:oel="http://schemas.microsoft.com/office/2019/extlst" xmlns:r="http://schemas.openxmlformats.org/officeDocument/2006/relationships" xmlns:m="http://schemas.openxmlformats.org/officeDocument/2006/math" xmlns:v="urn:schemas-microsoft-com:vml" xmlns:wp14="http://schemas.microsoft.com/office/word/2010/wordprocessingDrawing" xmlns:wp="http://schemas.openxmlformats.org/drawingml/2006/wordprocessingDrawing" xmlns:w10="urn:schemas-microsoft-com:office:word" xmlns:w="http://schemas.openxmlformats.org/wordprocessingml/2006/main" xmlns:w14="http://schemas.microsoft.com/office/word/2010/wordml" xmlns:w15="http://schemas.microsoft.com/office/word/2012/wordml" xmlns:w16cex="http://schemas.microsoft.com/office/word/2018/wordml/cex" xmlns:w16cid="http://schemas.microsoft.com/office/word/2016/wordml/cid" xmlns:w16="http://schemas.microsoft.com/office/word/2018/wordml" xmlns:w16sdtdh="http://schemas.microsoft.com/office/word/2020/wordml/sdtdatahash" xmlns:w16se="http://schemas.microsoft.com/office/word/2015/wordml/symex" xmlns:wpg="http://schemas.microsoft.com/office/word/2010/wordprocessingGroup" xmlns:wpi="http://schemas.microsoft.com/office/word/2010/wordprocessingInk" xmlns:wne="http://schemas.microsoft.com/office/word/2006/wordml" xmlns:wps="http://schemas.microsoft.com/office/word/2010/wordprocessingShape" mc:Ignorable="w14 w15 w16se w16cid w16 w16cex w16sdtdh wp14">
+<w:ftr xmlns:wpc="http://schemas.microsoft.com/office/word/2010/wordprocessingCanvas" xmlns:cx="http://schemas.microsoft.com/office/drawing/2014/chartex" xmlns:cx1="http://schemas.microsoft.com/office/drawing/2015/9/8/chartex" xmlns:cx2="http://schemas.microsoft.com/office/drawing/2015/10/21/chartex" xmlns:cx3="http://schemas.microsoft.com/office/drawing/2016/5/9/chartex" xmlns:cx4="http://schemas.microsoft.com/office/drawing/2016/5/10/chartex" xmlns:cx5="http://schemas.microsoft.com/office/drawing/2016/5/11/chartex" xmlns:cx6="http://schemas.microsoft.com/office/drawing/2016/5/12/chartex" xmlns:cx7="http://schemas.microsoft.com/office/drawing/2016/5/13/chartex" xmlns:cx8="http://schemas.microsoft.com/office/drawing/2016/5/14/chartex" xmlns:mc="http://schemas.openxmlformats.org/markup-compatibility/2006" xmlns:aink="http://schemas.microsoft.com/office/drawing/2016/ink" xmlns:am3d="http://schemas.microsoft.com/office/drawing/2017/model3d" xmlns:o="urn:schemas-microsoft-com:office:office" xmlns:oel="http://schemas.microsoft.com/office/2019/extlst" xmlns:r="http://schemas.openxmlformats.org/officeDocument/2006/relationships" xmlns:m="http://schemas.openxmlformats.org/officeDocument/2006/math" xmlns:v="urn:schemas-microsoft-com:vml" xmlns:wp14="http://schemas.microsoft.com/office/word/2010/wordprocessingDrawing" xmlns:wp="http://schemas.openxmlformats.org/drawingml/2006/wordprocessingDrawing" xmlns:w10="urn:schemas-microsoft-com:office:word" xmlns:w="http://schemas.openxmlformats.org/wordprocessingml/2006/main" xmlns:w14="http://schemas.microsoft.com/office/word/2010/wordml" xmlns:w15="http://schemas.microsoft.com/office/word/2012/wordml" xmlns:w16cex="http://schemas.microsoft.com/office/word/2018/wordml/cex" xmlns:w16cid="http://schemas.microsoft.com/office/word/2016/wordml/cid" xmlns:w16="http://schemas.microsoft.com/office/word/2018/wordml" xmlns:w16du="http://schemas.microsoft.com/office/word/2023/wordml/word16du" xmlns:w16sdtdh="http://schemas.microsoft.com/office/word/2020/wordml/sdtdatahash" xmlns:w16sdtfl="http://schemas.microsoft.com/office/word/2024/wordml/sdtformatlock" xmlns:w16se="http://schemas.microsoft.com/office/word/2015/wordml/symex" xmlns:wpg="http://schemas.microsoft.com/office/word/2010/wordprocessingGroup" xmlns:wpi="http://schemas.microsoft.com/office/word/2010/wordprocessingInk" xmlns:wne="http://schemas.microsoft.com/office/word/2006/wordml" xmlns:wps="http://schemas.microsoft.com/office/word/2010/wordprocessingShape" mc:Ignorable="w14 w15 w16se w16cid w16 w16cex w16sdtdh w16sdtfl w16du wp14">
   <w:p>
     <w:pPr>
       <w:shd w:val="clear" w:color="auto" w:fill="FFFFFF"/>
@@ -10034,7 +9736,7 @@
 </file>
 
 <file path=word/footnotes.xml><?xml version="1.0" encoding="utf-8"?>
-<w:footnotes xmlns:wpc="http://schemas.microsoft.com/office/word/2010/wordprocessingCanvas" xmlns:cx="http://schemas.microsoft.com/office/drawing/2014/chartex" xmlns:cx1="http://schemas.microsoft.com/office/drawing/2015/9/8/chartex" xmlns:cx2="http://schemas.microsoft.com/office/drawing/2015/10/21/chartex" xmlns:cx3="http://schemas.microsoft.com/office/drawing/2016/5/9/chartex" xmlns:cx4="http://schemas.microsoft.com/office/drawing/2016/5/10/chartex" xmlns:cx5="http://schemas.microsoft.com/office/drawing/2016/5/11/chartex" xmlns:cx6="http://schemas.microsoft.com/office/drawing/2016/5/12/chartex" xmlns:cx7="http://schemas.microsoft.com/office/drawing/2016/5/13/chartex" xmlns:cx8="http://schemas.microsoft.com/office/drawing/2016/5/14/chartex" xmlns:mc="http://schemas.openxmlformats.org/markup-compatibility/2006" xmlns:aink="http://schemas.microsoft.com/office/drawing/2016/ink" xmlns:am3d="http://schemas.microsoft.com/office/drawing/2017/model3d" xmlns:o="urn:schemas-microsoft-com:office:office" xmlns:oel="http://schemas.microsoft.com/office/2019/extlst" xmlns:r="http://schemas.openxmlformats.org/officeDocument/2006/relationships" xmlns:m="http://schemas.openxmlformats.org/officeDocument/2006/math" xmlns:v="urn:schemas-microsoft-com:vml" xmlns:wp14="http://schemas.microsoft.com/office/word/2010/wordprocessingDrawing" xmlns:wp="http://schemas.openxmlformats.org/drawingml/2006/wordprocessingDrawing" xmlns:w10="urn:schemas-microsoft-com:office:word" xmlns:w="http://schemas.openxmlformats.org/wordprocessingml/2006/main" xmlns:w14="http://schemas.microsoft.com/office/word/2010/wordml" xmlns:w15="http://schemas.microsoft.com/office/word/2012/wordml" xmlns:w16cex="http://schemas.microsoft.com/office/word/2018/wordml/cex" xmlns:w16cid="http://schemas.microsoft.com/office/word/2016/wordml/cid" xmlns:w16="http://schemas.microsoft.com/office/word/2018/wordml" xmlns:w16sdtdh="http://schemas.microsoft.com/office/word/2020/wordml/sdtdatahash" xmlns:w16se="http://schemas.microsoft.com/office/word/2015/wordml/symex" xmlns:wpg="http://schemas.microsoft.com/office/word/2010/wordprocessingGroup" xmlns:wpi="http://schemas.microsoft.com/office/word/2010/wordprocessingInk" xmlns:wne="http://schemas.microsoft.com/office/word/2006/wordml" xmlns:wps="http://schemas.microsoft.com/office/word/2010/wordprocessingShape" mc:Ignorable="w14 w15 w16se w16cid w16 w16cex w16sdtdh wp14">
+<w:footnotes xmlns:wpc="http://schemas.microsoft.com/office/word/2010/wordprocessingCanvas" xmlns:cx="http://schemas.microsoft.com/office/drawing/2014/chartex" xmlns:cx1="http://schemas.microsoft.com/office/drawing/2015/9/8/chartex" xmlns:cx2="http://schemas.microsoft.com/office/drawing/2015/10/21/chartex" xmlns:cx3="http://schemas.microsoft.com/office/drawing/2016/5/9/chartex" xmlns:cx4="http://schemas.microsoft.com/office/drawing/2016/5/10/chartex" xmlns:cx5="http://schemas.microsoft.com/office/drawing/2016/5/11/chartex" xmlns:cx6="http://schemas.microsoft.com/office/drawing/2016/5/12/chartex" xmlns:cx7="http://schemas.microsoft.com/office/drawing/2016/5/13/chartex" xmlns:cx8="http://schemas.microsoft.com/office/drawing/2016/5/14/chartex" xmlns:mc="http://schemas.openxmlformats.org/markup-compatibility/2006" xmlns:aink="http://schemas.microsoft.com/office/drawing/2016/ink" xmlns:am3d="http://schemas.microsoft.com/office/drawing/2017/model3d" xmlns:o="urn:schemas-microsoft-com:office:office" xmlns:oel="http://schemas.microsoft.com/office/2019/extlst" xmlns:r="http://schemas.openxmlformats.org/officeDocument/2006/relationships" xmlns:m="http://schemas.openxmlformats.org/officeDocument/2006/math" xmlns:v="urn:schemas-microsoft-com:vml" xmlns:wp14="http://schemas.microsoft.com/office/word/2010/wordprocessingDrawing" xmlns:wp="http://schemas.openxmlformats.org/drawingml/2006/wordprocessingDrawing" xmlns:w10="urn:schemas-microsoft-com:office:word" xmlns:w="http://schemas.openxmlformats.org/wordprocessingml/2006/main" xmlns:w14="http://schemas.microsoft.com/office/word/2010/wordml" xmlns:w15="http://schemas.microsoft.com/office/word/2012/wordml" xmlns:w16cex="http://schemas.microsoft.com/office/word/2018/wordml/cex" xmlns:w16cid="http://schemas.microsoft.com/office/word/2016/wordml/cid" xmlns:w16="http://schemas.microsoft.com/office/word/2018/wordml" xmlns:w16du="http://schemas.microsoft.com/office/word/2023/wordml/word16du" xmlns:w16sdtdh="http://schemas.microsoft.com/office/word/2020/wordml/sdtdatahash" xmlns:w16sdtfl="http://schemas.microsoft.com/office/word/2024/wordml/sdtformatlock" xmlns:w16se="http://schemas.microsoft.com/office/word/2015/wordml/symex" xmlns:wpg="http://schemas.microsoft.com/office/word/2010/wordprocessingGroup" xmlns:wpi="http://schemas.microsoft.com/office/word/2010/wordprocessingInk" xmlns:wne="http://schemas.microsoft.com/office/word/2006/wordml" xmlns:wps="http://schemas.microsoft.com/office/word/2010/wordprocessingShape" mc:Ignorable="w14 w15 w16se w16cid w16 w16cex w16sdtdh w16sdtfl w16du wp14">
   <w:footnote w:type="separator" w:id="-1">
     <w:p>
       <w:r>
@@ -10053,7 +9755,7 @@
 </file>
 
 <file path=word/header1.xml><?xml version="1.0" encoding="utf-8"?>
-<w:hdr xmlns:wpc="http://schemas.microsoft.com/office/word/2010/wordprocessingCanvas" xmlns:cx="http://schemas.microsoft.com/office/drawing/2014/chartex" xmlns:cx1="http://schemas.microsoft.com/office/drawing/2015/9/8/chartex" xmlns:cx2="http://schemas.microsoft.com/office/drawing/2015/10/21/chartex" xmlns:cx3="http://schemas.microsoft.com/office/drawing/2016/5/9/chartex" xmlns:cx4="http://schemas.microsoft.com/office/drawing/2016/5/10/chartex" xmlns:cx5="http://schemas.microsoft.com/office/drawing/2016/5/11/chartex" xmlns:cx6="http://schemas.microsoft.com/office/drawing/2016/5/12/chartex" xmlns:cx7="http://schemas.microsoft.com/office/drawing/2016/5/13/chartex" xmlns:cx8="http://schemas.microsoft.com/office/drawing/2016/5/14/chartex" xmlns:mc="http://schemas.openxmlformats.org/markup-compatibility/2006" xmlns:aink="http://schemas.microsoft.com/office/drawing/2016/ink" xmlns:am3d="http://schemas.microsoft.com/office/drawing/2017/model3d" xmlns:o="urn:schemas-microsoft-com:office:office" xmlns:oel="http://schemas.microsoft.com/office/2019/extlst" xmlns:r="http://schemas.openxmlformats.org/officeDocument/2006/relationships" xmlns:m="http://schemas.openxmlformats.org/officeDocument/2006/math" xmlns:v="urn:schemas-microsoft-com:vml" xmlns:wp14="http://schemas.microsoft.com/office/word/2010/wordprocessingDrawing" xmlns:wp="http://schemas.openxmlformats.org/drawingml/2006/wordprocessingDrawing" xmlns:w10="urn:schemas-microsoft-com:office:word" xmlns:w="http://schemas.openxmlformats.org/wordprocessingml/2006/main" xmlns:w14="http://schemas.microsoft.com/office/word/2010/wordml" xmlns:w15="http://schemas.microsoft.com/office/word/2012/wordml" xmlns:w16cex="http://schemas.microsoft.com/office/word/2018/wordml/cex" xmlns:w16cid="http://schemas.microsoft.com/office/word/2016/wordml/cid" xmlns:w16="http://schemas.microsoft.com/office/word/2018/wordml" xmlns:w16sdtdh="http://schemas.microsoft.com/office/word/2020/wordml/sdtdatahash" xmlns:w16se="http://schemas.microsoft.com/office/word/2015/wordml/symex" xmlns:wpg="http://schemas.microsoft.com/office/word/2010/wordprocessingGroup" xmlns:wpi="http://schemas.microsoft.com/office/word/2010/wordprocessingInk" xmlns:wne="http://schemas.microsoft.com/office/word/2006/wordml" xmlns:wps="http://schemas.microsoft.com/office/word/2010/wordprocessingShape" mc:Ignorable="w14 w15 w16se w16cid w16 w16cex w16sdtdh wp14">
+<w:hdr xmlns:wpc="http://schemas.microsoft.com/office/word/2010/wordprocessingCanvas" xmlns:cx="http://schemas.microsoft.com/office/drawing/2014/chartex" xmlns:cx1="http://schemas.microsoft.com/office/drawing/2015/9/8/chartex" xmlns:cx2="http://schemas.microsoft.com/office/drawing/2015/10/21/chartex" xmlns:cx3="http://schemas.microsoft.com/office/drawing/2016/5/9/chartex" xmlns:cx4="http://schemas.microsoft.com/office/drawing/2016/5/10/chartex" xmlns:cx5="http://schemas.microsoft.com/office/drawing/2016/5/11/chartex" xmlns:cx6="http://schemas.microsoft.com/office/drawing/2016/5/12/chartex" xmlns:cx7="http://schemas.microsoft.com/office/drawing/2016/5/13/chartex" xmlns:cx8="http://schemas.microsoft.com/office/drawing/2016/5/14/chartex" xmlns:mc="http://schemas.openxmlformats.org/markup-compatibility/2006" xmlns:aink="http://schemas.microsoft.com/office/drawing/2016/ink" xmlns:am3d="http://schemas.microsoft.com/office/drawing/2017/model3d" xmlns:o="urn:schemas-microsoft-com:office:office" xmlns:oel="http://schemas.microsoft.com/office/2019/extlst" xmlns:r="http://schemas.openxmlformats.org/officeDocument/2006/relationships" xmlns:m="http://schemas.openxmlformats.org/officeDocument/2006/math" xmlns:v="urn:schemas-microsoft-com:vml" xmlns:wp14="http://schemas.microsoft.com/office/word/2010/wordprocessingDrawing" xmlns:wp="http://schemas.openxmlformats.org/drawingml/2006/wordprocessingDrawing" xmlns:w10="urn:schemas-microsoft-com:office:word" xmlns:w="http://schemas.openxmlformats.org/wordprocessingml/2006/main" xmlns:w14="http://schemas.microsoft.com/office/word/2010/wordml" xmlns:w15="http://schemas.microsoft.com/office/word/2012/wordml" xmlns:w16cex="http://schemas.microsoft.com/office/word/2018/wordml/cex" xmlns:w16cid="http://schemas.microsoft.com/office/word/2016/wordml/cid" xmlns:w16="http://schemas.microsoft.com/office/word/2018/wordml" xmlns:w16du="http://schemas.microsoft.com/office/word/2023/wordml/word16du" xmlns:w16sdtdh="http://schemas.microsoft.com/office/word/2020/wordml/sdtdatahash" xmlns:w16sdtfl="http://schemas.microsoft.com/office/word/2024/wordml/sdtformatlock" xmlns:w16se="http://schemas.microsoft.com/office/word/2015/wordml/symex" xmlns:wpg="http://schemas.microsoft.com/office/word/2010/wordprocessingGroup" xmlns:wpi="http://schemas.microsoft.com/office/word/2010/wordprocessingInk" xmlns:wne="http://schemas.microsoft.com/office/word/2006/wordml" xmlns:wps="http://schemas.microsoft.com/office/word/2010/wordprocessingShape" mc:Ignorable="w14 w15 w16se w16cid w16 w16cex w16sdtdh w16sdtfl w16du wp14">
   <w:p>
     <w:pPr>
       <w:autoSpaceDE w:val="0"/>
@@ -10118,7 +9820,7 @@
 </file>
 
 <file path=word/header2.xml><?xml version="1.0" encoding="utf-8"?>
-<w:hdr xmlns:wpc="http://schemas.microsoft.com/office/word/2010/wordprocessingCanvas" xmlns:cx="http://schemas.microsoft.com/office/drawing/2014/chartex" xmlns:cx1="http://schemas.microsoft.com/office/drawing/2015/9/8/chartex" xmlns:cx2="http://schemas.microsoft.com/office/drawing/2015/10/21/chartex" xmlns:cx3="http://schemas.microsoft.com/office/drawing/2016/5/9/chartex" xmlns:cx4="http://schemas.microsoft.com/office/drawing/2016/5/10/chartex" xmlns:cx5="http://schemas.microsoft.com/office/drawing/2016/5/11/chartex" xmlns:cx6="http://schemas.microsoft.com/office/drawing/2016/5/12/chartex" xmlns:cx7="http://schemas.microsoft.com/office/drawing/2016/5/13/chartex" xmlns:cx8="http://schemas.microsoft.com/office/drawing/2016/5/14/chartex" xmlns:mc="http://schemas.openxmlformats.org/markup-compatibility/2006" xmlns:aink="http://schemas.microsoft.com/office/drawing/2016/ink" xmlns:am3d="http://schemas.microsoft.com/office/drawing/2017/model3d" xmlns:o="urn:schemas-microsoft-com:office:office" xmlns:oel="http://schemas.microsoft.com/office/2019/extlst" xmlns:r="http://schemas.openxmlformats.org/officeDocument/2006/relationships" xmlns:m="http://schemas.openxmlformats.org/officeDocument/2006/math" xmlns:v="urn:schemas-microsoft-com:vml" xmlns:wp14="http://schemas.microsoft.com/office/word/2010/wordprocessingDrawing" xmlns:wp="http://schemas.openxmlformats.org/drawingml/2006/wordprocessingDrawing" xmlns:w10="urn:schemas-microsoft-com:office:word" xmlns:w="http://schemas.openxmlformats.org/wordprocessingml/2006/main" xmlns:w14="http://schemas.microsoft.com/office/word/2010/wordml" xmlns:w15="http://schemas.microsoft.com/office/word/2012/wordml" xmlns:w16cex="http://schemas.microsoft.com/office/word/2018/wordml/cex" xmlns:w16cid="http://schemas.microsoft.com/office/word/2016/wordml/cid" xmlns:w16="http://schemas.microsoft.com/office/word/2018/wordml" xmlns:w16sdtdh="http://schemas.microsoft.com/office/word/2020/wordml/sdtdatahash" xmlns:w16se="http://schemas.microsoft.com/office/word/2015/wordml/symex" xmlns:wpg="http://schemas.microsoft.com/office/word/2010/wordprocessingGroup" xmlns:wpi="http://schemas.microsoft.com/office/word/2010/wordprocessingInk" xmlns:wne="http://schemas.microsoft.com/office/word/2006/wordml" xmlns:wps="http://schemas.microsoft.com/office/word/2010/wordprocessingShape" mc:Ignorable="w14 w15 w16se w16cid w16 w16cex w16sdtdh wp14">
+<w:hdr xmlns:wpc="http://schemas.microsoft.com/office/word/2010/wordprocessingCanvas" xmlns:cx="http://schemas.microsoft.com/office/drawing/2014/chartex" xmlns:cx1="http://schemas.microsoft.com/office/drawing/2015/9/8/chartex" xmlns:cx2="http://schemas.microsoft.com/office/drawing/2015/10/21/chartex" xmlns:cx3="http://schemas.microsoft.com/office/drawing/2016/5/9/chartex" xmlns:cx4="http://schemas.microsoft.com/office/drawing/2016/5/10/chartex" xmlns:cx5="http://schemas.microsoft.com/office/drawing/2016/5/11/chartex" xmlns:cx6="http://schemas.microsoft.com/office/drawing/2016/5/12/chartex" xmlns:cx7="http://schemas.microsoft.com/office/drawing/2016/5/13/chartex" xmlns:cx8="http://schemas.microsoft.com/office/drawing/2016/5/14/chartex" xmlns:mc="http://schemas.openxmlformats.org/markup-compatibility/2006" xmlns:aink="http://schemas.microsoft.com/office/drawing/2016/ink" xmlns:am3d="http://schemas.microsoft.com/office/drawing/2017/model3d" xmlns:o="urn:schemas-microsoft-com:office:office" xmlns:oel="http://schemas.microsoft.com/office/2019/extlst" xmlns:r="http://schemas.openxmlformats.org/officeDocument/2006/relationships" xmlns:m="http://schemas.openxmlformats.org/officeDocument/2006/math" xmlns:v="urn:schemas-microsoft-com:vml" xmlns:wp14="http://schemas.microsoft.com/office/word/2010/wordprocessingDrawing" xmlns:wp="http://schemas.openxmlformats.org/drawingml/2006/wordprocessingDrawing" xmlns:w10="urn:schemas-microsoft-com:office:word" xmlns:w="http://schemas.openxmlformats.org/wordprocessingml/2006/main" xmlns:w14="http://schemas.microsoft.com/office/word/2010/wordml" xmlns:w15="http://schemas.microsoft.com/office/word/2012/wordml" xmlns:w16cex="http://schemas.microsoft.com/office/word/2018/wordml/cex" xmlns:w16cid="http://schemas.microsoft.com/office/word/2016/wordml/cid" xmlns:w16="http://schemas.microsoft.com/office/word/2018/wordml" xmlns:w16du="http://schemas.microsoft.com/office/word/2023/wordml/word16du" xmlns:w16sdtdh="http://schemas.microsoft.com/office/word/2020/wordml/sdtdatahash" xmlns:w16sdtfl="http://schemas.microsoft.com/office/word/2024/wordml/sdtformatlock" xmlns:w16se="http://schemas.microsoft.com/office/word/2015/wordml/symex" xmlns:wpg="http://schemas.microsoft.com/office/word/2010/wordprocessingGroup" xmlns:wpi="http://schemas.microsoft.com/office/word/2010/wordprocessingInk" xmlns:wne="http://schemas.microsoft.com/office/word/2006/wordml" xmlns:wps="http://schemas.microsoft.com/office/word/2010/wordprocessingShape" mc:Ignorable="w14 w15 w16se w16cid w16 w16cex w16sdtdh w16sdtfl w16du wp14">
   <w:p>
     <w:pPr>
       <w:autoSpaceDE w:val="0"/>
@@ -10274,7 +9976,7 @@
 </file>
 
 <file path=word/header3.xml><?xml version="1.0" encoding="utf-8"?>
-<w:hdr xmlns:wpc="http://schemas.microsoft.com/office/word/2010/wordprocessingCanvas" xmlns:cx="http://schemas.microsoft.com/office/drawing/2014/chartex" xmlns:cx1="http://schemas.microsoft.com/office/drawing/2015/9/8/chartex" xmlns:cx2="http://schemas.microsoft.com/office/drawing/2015/10/21/chartex" xmlns:cx3="http://schemas.microsoft.com/office/drawing/2016/5/9/chartex" xmlns:cx4="http://schemas.microsoft.com/office/drawing/2016/5/10/chartex" xmlns:cx5="http://schemas.microsoft.com/office/drawing/2016/5/11/chartex" xmlns:cx6="http://schemas.microsoft.com/office/drawing/2016/5/12/chartex" xmlns:cx7="http://schemas.microsoft.com/office/drawing/2016/5/13/chartex" xmlns:cx8="http://schemas.microsoft.com/office/drawing/2016/5/14/chartex" xmlns:mc="http://schemas.openxmlformats.org/markup-compatibility/2006" xmlns:aink="http://schemas.microsoft.com/office/drawing/2016/ink" xmlns:am3d="http://schemas.microsoft.com/office/drawing/2017/model3d" xmlns:o="urn:schemas-microsoft-com:office:office" xmlns:oel="http://schemas.microsoft.com/office/2019/extlst" xmlns:r="http://schemas.openxmlformats.org/officeDocument/2006/relationships" xmlns:m="http://schemas.openxmlformats.org/officeDocument/2006/math" xmlns:v="urn:schemas-microsoft-com:vml" xmlns:wp14="http://schemas.microsoft.com/office/word/2010/wordprocessingDrawing" xmlns:wp="http://schemas.openxmlformats.org/drawingml/2006/wordprocessingDrawing" xmlns:w10="urn:schemas-microsoft-com:office:word" xmlns:w="http://schemas.openxmlformats.org/wordprocessingml/2006/main" xmlns:w14="http://schemas.microsoft.com/office/word/2010/wordml" xmlns:w15="http://schemas.microsoft.com/office/word/2012/wordml" xmlns:w16cex="http://schemas.microsoft.com/office/word/2018/wordml/cex" xmlns:w16cid="http://schemas.microsoft.com/office/word/2016/wordml/cid" xmlns:w16="http://schemas.microsoft.com/office/word/2018/wordml" xmlns:w16sdtdh="http://schemas.microsoft.com/office/word/2020/wordml/sdtdatahash" xmlns:w16se="http://schemas.microsoft.com/office/word/2015/wordml/symex" xmlns:wpg="http://schemas.microsoft.com/office/word/2010/wordprocessingGroup" xmlns:wpi="http://schemas.microsoft.com/office/word/2010/wordprocessingInk" xmlns:wne="http://schemas.microsoft.com/office/word/2006/wordml" xmlns:wps="http://schemas.microsoft.com/office/word/2010/wordprocessingShape" mc:Ignorable="w14 w15 w16se w16cid w16 w16cex w16sdtdh wp14">
+<w:hdr xmlns:wpc="http://schemas.microsoft.com/office/word/2010/wordprocessingCanvas" xmlns:cx="http://schemas.microsoft.com/office/drawing/2014/chartex" xmlns:cx1="http://schemas.microsoft.com/office/drawing/2015/9/8/chartex" xmlns:cx2="http://schemas.microsoft.com/office/drawing/2015/10/21/chartex" xmlns:cx3="http://schemas.microsoft.com/office/drawing/2016/5/9/chartex" xmlns:cx4="http://schemas.microsoft.com/office/drawing/2016/5/10/chartex" xmlns:cx5="http://schemas.microsoft.com/office/drawing/2016/5/11/chartex" xmlns:cx6="http://schemas.microsoft.com/office/drawing/2016/5/12/chartex" xmlns:cx7="http://schemas.microsoft.com/office/drawing/2016/5/13/chartex" xmlns:cx8="http://schemas.microsoft.com/office/drawing/2016/5/14/chartex" xmlns:mc="http://schemas.openxmlformats.org/markup-compatibility/2006" xmlns:aink="http://schemas.microsoft.com/office/drawing/2016/ink" xmlns:am3d="http://schemas.microsoft.com/office/drawing/2017/model3d" xmlns:o="urn:schemas-microsoft-com:office:office" xmlns:oel="http://schemas.microsoft.com/office/2019/extlst" xmlns:r="http://schemas.openxmlformats.org/officeDocument/2006/relationships" xmlns:m="http://schemas.openxmlformats.org/officeDocument/2006/math" xmlns:v="urn:schemas-microsoft-com:vml" xmlns:wp14="http://schemas.microsoft.com/office/word/2010/wordprocessingDrawing" xmlns:wp="http://schemas.openxmlformats.org/drawingml/2006/wordprocessingDrawing" xmlns:w10="urn:schemas-microsoft-com:office:word" xmlns:w="http://schemas.openxmlformats.org/wordprocessingml/2006/main" xmlns:w14="http://schemas.microsoft.com/office/word/2010/wordml" xmlns:w15="http://schemas.microsoft.com/office/word/2012/wordml" xmlns:w16cex="http://schemas.microsoft.com/office/word/2018/wordml/cex" xmlns:w16cid="http://schemas.microsoft.com/office/word/2016/wordml/cid" xmlns:w16="http://schemas.microsoft.com/office/word/2018/wordml" xmlns:w16du="http://schemas.microsoft.com/office/word/2023/wordml/word16du" xmlns:w16sdtdh="http://schemas.microsoft.com/office/word/2020/wordml/sdtdatahash" xmlns:w16sdtfl="http://schemas.microsoft.com/office/word/2024/wordml/sdtformatlock" xmlns:w16se="http://schemas.microsoft.com/office/word/2015/wordml/symex" xmlns:wpg="http://schemas.microsoft.com/office/word/2010/wordprocessingGroup" xmlns:wpi="http://schemas.microsoft.com/office/word/2010/wordprocessingInk" xmlns:wne="http://schemas.microsoft.com/office/word/2006/wordml" xmlns:wps="http://schemas.microsoft.com/office/word/2010/wordprocessingShape" mc:Ignorable="w14 w15 w16se w16cid w16 w16cex w16sdtdh w16sdtfl w16du wp14">
   <w:p>
     <w:pPr>
       <w:pStyle w:val="Header"/>
@@ -10284,7 +9986,7 @@
 </file>
 
 <file path=word/numbering.xml><?xml version="1.0" encoding="utf-8"?>
-<w:numbering xmlns:wpc="http://schemas.microsoft.com/office/word/2010/wordprocessingCanvas" xmlns:cx="http://schemas.microsoft.com/office/drawing/2014/chartex" xmlns:cx1="http://schemas.microsoft.com/office/drawing/2015/9/8/chartex" xmlns:cx2="http://schemas.microsoft.com/office/drawing/2015/10/21/chartex" xmlns:cx3="http://schemas.microsoft.com/office/drawing/2016/5/9/chartex" xmlns:cx4="http://schemas.microsoft.com/office/drawing/2016/5/10/chartex" xmlns:cx5="http://schemas.microsoft.com/office/drawing/2016/5/11/chartex" xmlns:cx6="http://schemas.microsoft.com/office/drawing/2016/5/12/chartex" xmlns:cx7="http://schemas.microsoft.com/office/drawing/2016/5/13/chartex" xmlns:cx8="http://schemas.microsoft.com/office/drawing/2016/5/14/chartex" xmlns:mc="http://schemas.openxmlformats.org/markup-compatibility/2006" xmlns:aink="http://schemas.microsoft.com/office/drawing/2016/ink" xmlns:am3d="http://schemas.microsoft.com/office/drawing/2017/model3d" xmlns:o="urn:schemas-microsoft-com:office:office" xmlns:oel="http://schemas.microsoft.com/office/2019/extlst" xmlns:r="http://schemas.openxmlformats.org/officeDocument/2006/relationships" xmlns:m="http://schemas.openxmlformats.org/officeDocument/2006/math" xmlns:v="urn:schemas-microsoft-com:vml" xmlns:wp14="http://schemas.microsoft.com/office/word/2010/wordprocessingDrawing" xmlns:wp="http://schemas.openxmlformats.org/drawingml/2006/wordprocessingDrawing" xmlns:w10="urn:schemas-microsoft-com:office:word" xmlns:w="http://schemas.openxmlformats.org/wordprocessingml/2006/main" xmlns:w14="http://schemas.microsoft.com/office/word/2010/wordml" xmlns:w15="http://schemas.microsoft.com/office/word/2012/wordml" xmlns:w16cex="http://schemas.microsoft.com/office/word/2018/wordml/cex" xmlns:w16cid="http://schemas.microsoft.com/office/word/2016/wordml/cid" xmlns:w16="http://schemas.microsoft.com/office/word/2018/wordml" xmlns:w16sdtdh="http://schemas.microsoft.com/office/word/2020/wordml/sdtdatahash" xmlns:w16se="http://schemas.microsoft.com/office/word/2015/wordml/symex" xmlns:wpg="http://schemas.microsoft.com/office/word/2010/wordprocessingGroup" xmlns:wpi="http://schemas.microsoft.com/office/word/2010/wordprocessingInk" xmlns:wne="http://schemas.microsoft.com/office/word/2006/wordml" xmlns:wps="http://schemas.microsoft.com/office/word/2010/wordprocessingShape" mc:Ignorable="w14 w15 w16se w16cid w16 w16cex w16sdtdh wp14">
+<w:numbering xmlns:wpc="http://schemas.microsoft.com/office/word/2010/wordprocessingCanvas" xmlns:cx="http://schemas.microsoft.com/office/drawing/2014/chartex" xmlns:cx1="http://schemas.microsoft.com/office/drawing/2015/9/8/chartex" xmlns:cx2="http://schemas.microsoft.com/office/drawing/2015/10/21/chartex" xmlns:cx3="http://schemas.microsoft.com/office/drawing/2016/5/9/chartex" xmlns:cx4="http://schemas.microsoft.com/office/drawing/2016/5/10/chartex" xmlns:cx5="http://schemas.microsoft.com/office/drawing/2016/5/11/chartex" xmlns:cx6="http://schemas.microsoft.com/office/drawing/2016/5/12/chartex" xmlns:cx7="http://schemas.microsoft.com/office/drawing/2016/5/13/chartex" xmlns:cx8="http://schemas.microsoft.com/office/drawing/2016/5/14/chartex" xmlns:mc="http://schemas.openxmlformats.org/markup-compatibility/2006" xmlns:aink="http://schemas.microsoft.com/office/drawing/2016/ink" xmlns:am3d="http://schemas.microsoft.com/office/drawing/2017/model3d" xmlns:o="urn:schemas-microsoft-com:office:office" xmlns:oel="http://schemas.microsoft.com/office/2019/extlst" xmlns:r="http://schemas.openxmlformats.org/officeDocument/2006/relationships" xmlns:m="http://schemas.openxmlformats.org/officeDocument/2006/math" xmlns:v="urn:schemas-microsoft-com:vml" xmlns:wp14="http://schemas.microsoft.com/office/word/2010/wordprocessingDrawing" xmlns:wp="http://schemas.openxmlformats.org/drawingml/2006/wordprocessingDrawing" xmlns:w10="urn:schemas-microsoft-com:office:word" xmlns:w="http://schemas.openxmlformats.org/wordprocessingml/2006/main" xmlns:w14="http://schemas.microsoft.com/office/word/2010/wordml" xmlns:w15="http://schemas.microsoft.com/office/word/2012/wordml" xmlns:w16cex="http://schemas.microsoft.com/office/word/2018/wordml/cex" xmlns:w16cid="http://schemas.microsoft.com/office/word/2016/wordml/cid" xmlns:w16="http://schemas.microsoft.com/office/word/2018/wordml" xmlns:w16du="http://schemas.microsoft.com/office/word/2023/wordml/word16du" xmlns:w16sdtdh="http://schemas.microsoft.com/office/word/2020/wordml/sdtdatahash" xmlns:w16sdtfl="http://schemas.microsoft.com/office/word/2024/wordml/sdtformatlock" xmlns:w16se="http://schemas.microsoft.com/office/word/2015/wordml/symex" xmlns:wpg="http://schemas.microsoft.com/office/word/2010/wordprocessingGroup" xmlns:wpi="http://schemas.microsoft.com/office/word/2010/wordprocessingInk" xmlns:wne="http://schemas.microsoft.com/office/word/2006/wordml" xmlns:wps="http://schemas.microsoft.com/office/word/2010/wordprocessingShape" mc:Ignorable="w14 w15 w16se w16cid w16 w16cex w16sdtdh w16sdtfl w16du wp14">
   <w:abstractNum w:abstractNumId="0" w15:restartNumberingAfterBreak="0">
     <w:nsid w:val="05623E26"/>
     <w:multiLevelType w:val="hybridMultilevel"/>
@@ -11597,7 +11299,7 @@
 </file>
 
 <file path=word/styles.xml><?xml version="1.0" encoding="utf-8"?>
-<w:styles xmlns:mc="http://schemas.openxmlformats.org/markup-compatibility/2006" xmlns:r="http://schemas.openxmlformats.org/officeDocument/2006/relationships" xmlns:w="http://schemas.openxmlformats.org/wordprocessingml/2006/main" xmlns:w14="http://schemas.microsoft.com/office/word/2010/wordml" xmlns:w15="http://schemas.microsoft.com/office/word/2012/wordml" xmlns:w16cex="http://schemas.microsoft.com/office/word/2018/wordml/cex" xmlns:w16cid="http://schemas.microsoft.com/office/word/2016/wordml/cid" xmlns:w16="http://schemas.microsoft.com/office/word/2018/wordml" xmlns:w16sdtdh="http://schemas.microsoft.com/office/word/2020/wordml/sdtdatahash" xmlns:w16se="http://schemas.microsoft.com/office/word/2015/wordml/symex" mc:Ignorable="w14 w15 w16se w16cid w16 w16cex w16sdtdh">
+<w:styles xmlns:mc="http://schemas.openxmlformats.org/markup-compatibility/2006" xmlns:r="http://schemas.openxmlformats.org/officeDocument/2006/relationships" xmlns:w="http://schemas.openxmlformats.org/wordprocessingml/2006/main" xmlns:w14="http://schemas.microsoft.com/office/word/2010/wordml" xmlns:w15="http://schemas.microsoft.com/office/word/2012/wordml" xmlns:w16cex="http://schemas.microsoft.com/office/word/2018/wordml/cex" xmlns:w16cid="http://schemas.microsoft.com/office/word/2016/wordml/cid" xmlns:w16="http://schemas.microsoft.com/office/word/2018/wordml" xmlns:w16du="http://schemas.microsoft.com/office/word/2023/wordml/word16du" xmlns:w16sdtdh="http://schemas.microsoft.com/office/word/2020/wordml/sdtdatahash" xmlns:w16sdtfl="http://schemas.microsoft.com/office/word/2024/wordml/sdtformatlock" xmlns:w16se="http://schemas.microsoft.com/office/word/2015/wordml/symex" mc:Ignorable="w14 w15 w16se w16cid w16 w16cex w16sdtdh w16sdtfl w16du">
   <w:docDefaults>
     <w:rPrDefault>
       <w:rPr>
